--- a/Shark Jack/Szymon Stefański/Penetration testing research report (Shark).docx
+++ b/Shark Jack/Szymon Stefański/Penetration testing research report (Shark).docx
@@ -43,12 +43,12 @@
             <wp:extent cx="5753100" cy="2084705"/>
             <wp:effectExtent b="0" l="0" r="0" t="0"/>
             <wp:wrapSquare wrapText="bothSides" distB="0" distT="0" distL="0" distR="0"/>
-            <wp:docPr id="7" name="image2.png"/>
+            <wp:docPr id="7" name="image8.png"/>
             <a:graphic>
               <a:graphicData uri="http://schemas.openxmlformats.org/drawingml/2006/picture">
                 <pic:pic>
                   <pic:nvPicPr>
-                    <pic:cNvPr id="0" name="image2.png"/>
+                    <pic:cNvPr id="0" name="image8.png"/>
                     <pic:cNvPicPr preferRelativeResize="0"/>
                   </pic:nvPicPr>
                   <pic:blipFill>
@@ -98,22 +98,14 @@
       </w:pPr>
       <w:r>
         <w:rPr>
-          <w:rtl w:val="0"/>
-        </w:rPr>
-      </w:r>
-      <w:r>
+          <w:color w:val="156082"/>
+          <w:sz w:val="22"/>
+          <w:szCs w:val="22"/>
+        </w:rPr>
         <w:drawing>
-          <wp:anchor allowOverlap="1" behindDoc="0" distB="114300" distT="114300" distL="114300" distR="114300" hidden="0" layoutInCell="1" locked="0" relativeHeight="0" simplePos="0">
-            <wp:simplePos x="0" y="0"/>
-            <wp:positionH relativeFrom="column">
-              <wp:posOffset>422755</wp:posOffset>
-            </wp:positionH>
-            <wp:positionV relativeFrom="paragraph">
-              <wp:posOffset>795034</wp:posOffset>
-            </wp:positionV>
-            <wp:extent cx="4914583" cy="981075"/>
+          <wp:inline distB="114300" distT="114300" distL="114300" distR="114300">
+            <wp:extent cx="5760410" cy="4076700"/>
             <wp:effectExtent b="0" l="0" r="0" t="0"/>
-            <wp:wrapSquare wrapText="bothSides" distB="114300" distT="114300" distL="114300" distR="114300"/>
             <wp:docPr id="2" name="image3.png"/>
             <a:graphic>
               <a:graphicData uri="http://schemas.openxmlformats.org/drawingml/2006/picture">
@@ -132,7 +124,7 @@
                   <pic:spPr>
                     <a:xfrm>
                       <a:off x="0" y="0"/>
-                      <a:ext cx="4914583" cy="981075"/>
+                      <a:ext cx="5760410" cy="4076700"/>
                     </a:xfrm>
                     <a:prstGeom prst="rect"/>
                     <a:ln/>
@@ -140,8 +132,13 @@
                 </pic:pic>
               </a:graphicData>
             </a:graphic>
-          </wp:anchor>
+          </wp:inline>
         </w:drawing>
+      </w:r>
+      <w:r>
+        <w:rPr>
+          <w:rtl w:val="0"/>
+        </w:rPr>
       </w:r>
     </w:p>
     <w:p>
@@ -308,12 +305,12 @@
           <wp:inline distB="0" distT="0" distL="0" distR="0">
             <wp:extent cx="758952" cy="478932"/>
             <wp:effectExtent b="0" l="0" r="0" t="0"/>
-            <wp:docPr id="4" name="image1.png"/>
+            <wp:docPr id="4" name="image2.png"/>
             <a:graphic>
               <a:graphicData uri="http://schemas.openxmlformats.org/drawingml/2006/picture">
                 <pic:pic>
                   <pic:nvPicPr>
-                    <pic:cNvPr id="0" name="image1.png"/>
+                    <pic:cNvPr id="0" name="image2.png"/>
                     <pic:cNvPicPr preferRelativeResize="0"/>
                   </pic:nvPicPr>
                   <pic:blipFill>
@@ -362,7 +359,7 @@
                   <wp:posOffset>-401157</wp:posOffset>
                 </wp:positionH>
                 <wp:positionV relativeFrom="page">
-                  <wp:posOffset>8672513</wp:posOffset>
+                  <wp:posOffset>357188</wp:posOffset>
                 </wp:positionV>
                 <wp:extent cx="6562725" cy="981075"/>
                 <wp:effectExtent b="0" l="0" r="0" t="0"/>
@@ -560,7 +557,7 @@
                   <wp:posOffset>-401157</wp:posOffset>
                 </wp:positionH>
                 <wp:positionV relativeFrom="page">
-                  <wp:posOffset>8672513</wp:posOffset>
+                  <wp:posOffset>357188</wp:posOffset>
                 </wp:positionV>
                 <wp:extent cx="6562725" cy="981075"/>
                 <wp:effectExtent b="0" l="0" r="0" t="0"/>
@@ -733,7 +730,7 @@
     </w:p>
     <w:sdt>
       <w:sdtPr>
-        <w:id w:val="-749882477"/>
+        <w:id w:val="401719662"/>
         <w:docPartObj>
           <w:docPartGallery w:val="Table of Contents"/>
           <w:docPartUnique w:val="1"/>
@@ -4459,12 +4456,12 @@
           <wp:inline distB="0" distT="0" distL="0" distR="0">
             <wp:extent cx="4248150" cy="5232400"/>
             <wp:effectExtent b="0" l="0" r="0" t="0"/>
-            <wp:docPr id="3" name="image8.png"/>
+            <wp:docPr id="3" name="image4.png"/>
             <a:graphic>
               <a:graphicData uri="http://schemas.openxmlformats.org/drawingml/2006/picture">
                 <pic:pic>
                   <pic:nvPicPr>
-                    <pic:cNvPr id="0" name="image8.png"/>
+                    <pic:cNvPr id="0" name="image4.png"/>
                     <pic:cNvPicPr preferRelativeResize="0"/>
                   </pic:nvPicPr>
                   <pic:blipFill>
@@ -4963,12 +4960,12 @@
           <wp:inline distB="0" distT="0" distL="0" distR="0">
             <wp:extent cx="5760720" cy="1685925"/>
             <wp:effectExtent b="0" l="0" r="0" t="0"/>
-            <wp:docPr id="6" name="image5.png"/>
+            <wp:docPr id="6" name="image7.png"/>
             <a:graphic>
               <a:graphicData uri="http://schemas.openxmlformats.org/drawingml/2006/picture">
                 <pic:pic>
                   <pic:nvPicPr>
-                    <pic:cNvPr id="0" name="image5.png"/>
+                    <pic:cNvPr id="0" name="image7.png"/>
                     <pic:cNvPicPr preferRelativeResize="0"/>
                   </pic:nvPicPr>
                   <pic:blipFill>
@@ -5075,12 +5072,12 @@
           <wp:inline distB="0" distT="0" distL="0" distR="0">
             <wp:extent cx="3568883" cy="1949550"/>
             <wp:effectExtent b="0" l="0" r="0" t="0"/>
-            <wp:docPr id="9" name="image4.png"/>
+            <wp:docPr id="9" name="image1.png"/>
             <a:graphic>
               <a:graphicData uri="http://schemas.openxmlformats.org/drawingml/2006/picture">
                 <pic:pic>
                   <pic:nvPicPr>
-                    <pic:cNvPr id="0" name="image4.png"/>
+                    <pic:cNvPr id="0" name="image1.png"/>
                     <pic:cNvPicPr preferRelativeResize="0"/>
                   </pic:nvPicPr>
                   <pic:blipFill>
@@ -5131,12 +5128,12 @@
           <wp:inline distB="0" distT="0" distL="0" distR="0">
             <wp:extent cx="5760720" cy="2004060"/>
             <wp:effectExtent b="0" l="0" r="0" t="0"/>
-            <wp:docPr id="8" name="image7.png"/>
+            <wp:docPr id="8" name="image5.png"/>
             <a:graphic>
               <a:graphicData uri="http://schemas.openxmlformats.org/drawingml/2006/picture">
                 <pic:pic>
                   <pic:nvPicPr>
-                    <pic:cNvPr id="0" name="image7.png"/>
+                    <pic:cNvPr id="0" name="image5.png"/>
                     <pic:cNvPicPr preferRelativeResize="0"/>
                   </pic:nvPicPr>
                   <pic:blipFill>

--- a/Shark Jack/Szymon Stefański/Penetration testing research report (Shark).docx
+++ b/Shark Jack/Szymon Stefański/Penetration testing research report (Shark).docx
@@ -106,12 +106,12 @@
           <wp:inline distB="114300" distT="114300" distL="114300" distR="114300">
             <wp:extent cx="5760410" cy="4076700"/>
             <wp:effectExtent b="0" l="0" r="0" t="0"/>
-            <wp:docPr id="2" name="image3.png"/>
+            <wp:docPr id="2" name="image7.png"/>
             <a:graphic>
               <a:graphicData uri="http://schemas.openxmlformats.org/drawingml/2006/picture">
                 <pic:pic>
                   <pic:nvPicPr>
-                    <pic:cNvPr id="0" name="image3.png"/>
+                    <pic:cNvPr id="0" name="image7.png"/>
                     <pic:cNvPicPr preferRelativeResize="0"/>
                   </pic:nvPicPr>
                   <pic:blipFill>
@@ -305,12 +305,12 @@
           <wp:inline distB="0" distT="0" distL="0" distR="0">
             <wp:extent cx="758952" cy="478932"/>
             <wp:effectExtent b="0" l="0" r="0" t="0"/>
-            <wp:docPr id="4" name="image2.png"/>
+            <wp:docPr id="4" name="image3.png"/>
             <a:graphic>
               <a:graphicData uri="http://schemas.openxmlformats.org/drawingml/2006/picture">
                 <pic:pic>
                   <pic:nvPicPr>
-                    <pic:cNvPr id="0" name="image2.png"/>
+                    <pic:cNvPr id="0" name="image3.png"/>
                     <pic:cNvPicPr preferRelativeResize="0"/>
                   </pic:nvPicPr>
                   <pic:blipFill>
@@ -359,7 +359,7 @@
                   <wp:posOffset>-401157</wp:posOffset>
                 </wp:positionH>
                 <wp:positionV relativeFrom="page">
-                  <wp:posOffset>357188</wp:posOffset>
+                  <wp:posOffset>9053513</wp:posOffset>
                 </wp:positionV>
                 <wp:extent cx="6562725" cy="981075"/>
                 <wp:effectExtent b="0" l="0" r="0" t="0"/>
@@ -557,7 +557,7 @@
                   <wp:posOffset>-401157</wp:posOffset>
                 </wp:positionH>
                 <wp:positionV relativeFrom="page">
-                  <wp:posOffset>357188</wp:posOffset>
+                  <wp:posOffset>9053513</wp:posOffset>
                 </wp:positionV>
                 <wp:extent cx="6562725" cy="981075"/>
                 <wp:effectExtent b="0" l="0" r="0" t="0"/>
@@ -730,7 +730,7 @@
     </w:p>
     <w:sdt>
       <w:sdtPr>
-        <w:id w:val="401719662"/>
+        <w:id w:val="448944046"/>
         <w:docPartObj>
           <w:docPartGallery w:val="Table of Contents"/>
           <w:docPartUnique w:val="1"/>
@@ -4456,12 +4456,12 @@
           <wp:inline distB="0" distT="0" distL="0" distR="0">
             <wp:extent cx="4248150" cy="5232400"/>
             <wp:effectExtent b="0" l="0" r="0" t="0"/>
-            <wp:docPr id="3" name="image4.png"/>
+            <wp:docPr id="3" name="image5.png"/>
             <a:graphic>
               <a:graphicData uri="http://schemas.openxmlformats.org/drawingml/2006/picture">
                 <pic:pic>
                   <pic:nvPicPr>
-                    <pic:cNvPr id="0" name="image4.png"/>
+                    <pic:cNvPr id="0" name="image5.png"/>
                     <pic:cNvPicPr preferRelativeResize="0"/>
                   </pic:nvPicPr>
                   <pic:blipFill>
@@ -4960,12 +4960,12 @@
           <wp:inline distB="0" distT="0" distL="0" distR="0">
             <wp:extent cx="5760720" cy="1685925"/>
             <wp:effectExtent b="0" l="0" r="0" t="0"/>
-            <wp:docPr id="6" name="image7.png"/>
+            <wp:docPr id="6" name="image2.png"/>
             <a:graphic>
               <a:graphicData uri="http://schemas.openxmlformats.org/drawingml/2006/picture">
                 <pic:pic>
                   <pic:nvPicPr>
-                    <pic:cNvPr id="0" name="image7.png"/>
+                    <pic:cNvPr id="0" name="image2.png"/>
                     <pic:cNvPicPr preferRelativeResize="0"/>
                   </pic:nvPicPr>
                   <pic:blipFill>
@@ -5016,12 +5016,12 @@
           <wp:inline distB="0" distT="0" distL="0" distR="0">
             <wp:extent cx="5760720" cy="1744345"/>
             <wp:effectExtent b="0" l="0" r="0" t="0"/>
-            <wp:docPr id="5" name="image6.png"/>
+            <wp:docPr id="5" name="image4.png"/>
             <a:graphic>
               <a:graphicData uri="http://schemas.openxmlformats.org/drawingml/2006/picture">
                 <pic:pic>
                   <pic:nvPicPr>
-                    <pic:cNvPr id="0" name="image6.png"/>
+                    <pic:cNvPr id="0" name="image4.png"/>
                     <pic:cNvPicPr preferRelativeResize="0"/>
                   </pic:nvPicPr>
                   <pic:blipFill>
@@ -5072,12 +5072,12 @@
           <wp:inline distB="0" distT="0" distL="0" distR="0">
             <wp:extent cx="3568883" cy="1949550"/>
             <wp:effectExtent b="0" l="0" r="0" t="0"/>
-            <wp:docPr id="9" name="image1.png"/>
+            <wp:docPr id="9" name="image6.png"/>
             <a:graphic>
               <a:graphicData uri="http://schemas.openxmlformats.org/drawingml/2006/picture">
                 <pic:pic>
                   <pic:nvPicPr>
-                    <pic:cNvPr id="0" name="image1.png"/>
+                    <pic:cNvPr id="0" name="image6.png"/>
                     <pic:cNvPicPr preferRelativeResize="0"/>
                   </pic:nvPicPr>
                   <pic:blipFill>
@@ -5128,12 +5128,12 @@
           <wp:inline distB="0" distT="0" distL="0" distR="0">
             <wp:extent cx="5760720" cy="2004060"/>
             <wp:effectExtent b="0" l="0" r="0" t="0"/>
-            <wp:docPr id="8" name="image5.png"/>
+            <wp:docPr id="8" name="image1.png"/>
             <a:graphic>
               <a:graphicData uri="http://schemas.openxmlformats.org/drawingml/2006/picture">
                 <pic:pic>
                   <pic:nvPicPr>
-                    <pic:cNvPr id="0" name="image5.png"/>
+                    <pic:cNvPr id="0" name="image1.png"/>
                     <pic:cNvPicPr preferRelativeResize="0"/>
                   </pic:nvPicPr>
                   <pic:blipFill>
